--- a/zht/docx/022.content.docx
+++ b/zht/docx/022.content.docx
@@ -265,36 +265,26 @@
         </w:rPr>
         <w:t>神。 人們一起敬拜神，或者他們單獨地敬拜神。 在</w:t>
       </w:r>
-      <w:hyperlink r:id="rId13">
-        <w:r>
-          <w:rPr>
-            <w:lang w:val="zh_TW" w:bidi="zh_TW"/>
-          </w:rPr>
-          <w:rPr>
-            <w:color w:val="0000EE"/>
-            <w:u w:val="single"/>
-          </w:rPr>
-          <w:t>以色列</w:t>
-        </w:r>
-      </w:hyperlink>
+      <w:r>
+        <w:rPr>
+          <w:b/>
+          <w:lang w:val="zh_TW" w:bidi="zh_TW"/>
+        </w:rPr>
+        <w:t>以色列</w:t>
+      </w:r>
       <w:r>
         <w:rPr>
           <w:lang w:val="zh_TW" w:bidi="zh_TW"/>
         </w:rPr>
         <w:t>的歷史中，當百姓有神的</w:t>
       </w:r>
-      <w:hyperlink r:id="rId14">
-        <w:r>
-          <w:rPr>
-            <w:lang w:val="zh_TW" w:bidi="zh_TW"/>
-          </w:rPr>
-          <w:rPr>
-            <w:color w:val="0000EE"/>
-            <w:u w:val="single"/>
-          </w:rPr>
-          <w:t>聖殿</w:t>
-        </w:r>
-      </w:hyperlink>
+      <w:r>
+        <w:rPr>
+          <w:b/>
+          <w:lang w:val="zh_TW" w:bidi="zh_TW"/>
+        </w:rPr>
+        <w:t>聖殿</w:t>
+      </w:r>
       <w:r>
         <w:rPr>
           <w:lang w:val="zh_TW" w:bidi="zh_TW"/>
@@ -381,18 +371,13 @@
         </w:rPr>
         <w:t>在耶穌回到</w:t>
       </w:r>
-      <w:hyperlink r:id="rId15">
-        <w:r>
-          <w:rPr>
-            <w:lang w:val="zh_TW" w:bidi="zh_TW"/>
-          </w:rPr>
-          <w:rPr>
-            <w:color w:val="0000EE"/>
-            <w:u w:val="single"/>
-          </w:rPr>
-          <w:t>天上</w:t>
-        </w:r>
-      </w:hyperlink>
+      <w:r>
+        <w:rPr>
+          <w:b/>
+          <w:lang w:val="zh_TW" w:bidi="zh_TW"/>
+        </w:rPr>
+        <w:t>天上</w:t>
+      </w:r>
       <w:r>
         <w:rPr>
           <w:lang w:val="zh_TW" w:bidi="zh_TW"/>
@@ -487,18 +472,13 @@
         </w:rPr>
         <w:t>神所説的一切話都是真的。 結果就是，他們順服神，因為他們知道神的誡命是好的，如果他們不順服神，神就會懲罰他們。 敬畏神的人恨惡一切違背神命令的事。 人們必須要敬畏神，因為神遠比我們更大、更有能力、更加</w:t>
       </w:r>
-      <w:hyperlink r:id="rId16">
-        <w:r>
-          <w:rPr>
-            <w:lang w:val="zh_TW" w:bidi="zh_TW"/>
-          </w:rPr>
-          <w:rPr>
-            <w:color w:val="0000EE"/>
-            <w:u w:val="single"/>
-          </w:rPr>
-          <w:t>聖潔</w:t>
-        </w:r>
-      </w:hyperlink>
+      <w:r>
+        <w:rPr>
+          <w:b/>
+          <w:lang w:val="zh_TW" w:bidi="zh_TW"/>
+        </w:rPr>
+        <w:t>聖潔</w:t>
+      </w:r>
       <w:r>
         <w:rPr>
           <w:lang w:val="zh_TW" w:bidi="zh_TW"/>
@@ -533,18 +513,13 @@
         </w:rPr>
         <w:t>因為耶穌為人們的</w:t>
       </w:r>
-      <w:hyperlink r:id="rId17">
-        <w:r>
-          <w:rPr>
-            <w:lang w:val="zh_TW" w:bidi="zh_TW"/>
-          </w:rPr>
-          <w:rPr>
-            <w:color w:val="0000EE"/>
-            <w:u w:val="single"/>
-          </w:rPr>
-          <w:t>罪</w:t>
-        </w:r>
-      </w:hyperlink>
+      <w:r>
+        <w:rPr>
+          <w:b/>
+          <w:lang w:val="zh_TW" w:bidi="zh_TW"/>
+        </w:rPr>
+        <w:t>罪</w:t>
+      </w:r>
       <w:r>
         <w:rPr>
           <w:lang w:val="zh_TW" w:bidi="zh_TW"/>
